--- a/Lab 3/Lab #3.docx
+++ b/Lab 3/Lab #3.docx
@@ -218,8 +218,6 @@
         </w:rPr>
         <w:t>3</w:t>
       </w:r>
-      <w:bookmarkStart w:id="0" w:name="_GoBack"/>
-      <w:bookmarkEnd w:id="0"/>
       <w:r>
         <w:rPr>
           <w:sz w:val="40"/>
@@ -8558,6 +8556,32 @@
         </w:rPr>
         <w:t xml:space="preserve">Посилання на репозиторій - </w:t>
       </w:r>
+      <w:hyperlink r:id="rId7" w:history="1">
+        <w:r>
+          <w:rPr>
+            <w:rStyle w:val="a5"/>
+            <w:sz w:val="28"/>
+            <w:szCs w:val="28"/>
+            <w:lang w:val="uk-UA"/>
+          </w:rPr>
+          <w:t>https://github.com/AndrewOny/TestLabs</w:t>
+        </w:r>
+      </w:hyperlink>
+    </w:p>
+    <w:p>
+      <w:pPr>
+        <w:pStyle w:val="a4"/>
+        <w:spacing w:before="0" w:beforeAutospacing="0" w:after="0" w:afterAutospacing="0" w:line="360" w:lineRule="auto"/>
+        <w:ind w:left="709"/>
+        <w:jc w:val="both"/>
+        <w:rPr>
+          <w:sz w:val="28"/>
+          <w:szCs w:val="28"/>
+          <w:lang w:val="uk-UA"/>
+        </w:rPr>
+      </w:pPr>
+      <w:bookmarkStart w:id="0" w:name="_GoBack"/>
+      <w:bookmarkEnd w:id="0"/>
     </w:p>
     <w:sectPr>
       <w:pgSz w:w="11906" w:h="16838"/>
@@ -10300,7 +10324,7 @@
   <a:extraClrSchemeLst/>
   <a:extLst>
     <a:ext uri="{05A4C25C-085E-4340-85A3-A5531E510DB2}">
-      <thm15:themeFamily xmlns="" xmlns:thm15="http://schemas.microsoft.com/office/thememl/2012/main" name="Office Theme" id="{62F939B6-93AF-4DB8-9C6B-D6C7DFDC589F}" vid="{4A3C46E8-61CC-4603-A589-7422A47A8E4A}"/>
+      <thm15:themeFamily xmlns:thm15="http://schemas.microsoft.com/office/thememl/2012/main" xmlns="" name="Office Theme" id="{62F939B6-93AF-4DB8-9C6B-D6C7DFDC589F}" vid="{4A3C46E8-61CC-4603-A589-7422A47A8E4A}"/>
     </a:ext>
   </a:extLst>
 </a:theme>
